--- a/Week-2-summary.docx
+++ b/Week-2-summary.docx
@@ -1451,9 +1451,6 @@
       </w:r>
     </w:p>
     <w:p/>
-    <w:p/>
-    <w:p/>
-    <w:p/>
     <w:p>
       <w:r>
         <w:t>Benefits:</w:t>
@@ -1489,9 +1486,13 @@
         </w:numPr>
       </w:pPr>
       <w:r>
-        <w:lastRenderedPageBreak/>
         <w:t>Reduced server-side session storage</w:t>
       </w:r>
+    </w:p>
+    <w:p>
+      <w:pPr>
+        <w:ind w:left="720"/>
+      </w:pPr>
     </w:p>
     <w:p>
       <w:pPr>
@@ -1510,6 +1511,7 @@
           <w:b/>
           <w:bCs/>
         </w:rPr>
+        <w:lastRenderedPageBreak/>
         <w:t>OAuth 2.0</w:t>
       </w:r>
     </w:p>
@@ -1667,6 +1669,8 @@
         <w:t>Task Manager Login</w:t>
       </w:r>
     </w:p>
+    <w:p/>
+    <w:p/>
     <w:p>
       <w:r>
         <w:lastRenderedPageBreak/>
@@ -1852,6 +1856,8 @@
     <w:p/>
     <w:p/>
     <w:p/>
+    <w:p/>
+    <w:p/>
     <w:p>
       <w:pPr>
         <w:rPr>
@@ -1864,6 +1870,7 @@
           <w:b/>
           <w:bCs/>
         </w:rPr>
+        <w:lastRenderedPageBreak/>
         <w:t>Middleware</w:t>
       </w:r>
     </w:p>
@@ -1874,7 +1881,6 @@
     </w:p>
     <w:p>
       <w:r>
-        <w:lastRenderedPageBreak/>
         <w:t>Middleware is a function that executes between receiving a request and sending a response.</w:t>
       </w:r>
     </w:p>
@@ -2035,69 +2041,68 @@
         <w:t>ECS-run the container</w:t>
       </w:r>
     </w:p>
+    <w:p>
+      <w:r>
+        <w:t>-&gt;</w:t>
+      </w:r>
+      <w:r>
+        <w:t xml:space="preserve">After building the application-&gt;build the docker image-&gt;push to ECR using </w:t>
+      </w:r>
+      <w:proofErr w:type="spellStart"/>
+      <w:r>
+        <w:t>cmd</w:t>
+      </w:r>
+      <w:proofErr w:type="spellEnd"/>
+      <w:r>
+        <w:t>:</w:t>
+      </w:r>
+    </w:p>
+    <w:p>
+      <w:r>
+        <w:t>do</w:t>
+      </w:r>
+      <w:r>
+        <w:t>cker tag &lt;</w:t>
+      </w:r>
+      <w:proofErr w:type="spellStart"/>
+      <w:r>
+        <w:t>img_name</w:t>
+      </w:r>
+      <w:proofErr w:type="spellEnd"/>
+      <w:r>
+        <w:t>&gt; &lt;</w:t>
+      </w:r>
+      <w:proofErr w:type="spellStart"/>
+      <w:r>
+        <w:t>repo_url</w:t>
+      </w:r>
+      <w:proofErr w:type="spellEnd"/>
+    </w:p>
     <w:p/>
-    <w:p/>
-    <w:p>
-      <w:r>
-        <w:t>-&gt;</w:t>
-      </w:r>
-      <w:r>
-        <w:t xml:space="preserve">After building the application-&gt;build the docker image-&gt;push to ECR using </w:t>
+    <w:p>
+      <w:r>
+        <w:lastRenderedPageBreak/>
+        <w:t>docker push &lt;</w:t>
       </w:r>
       <w:proofErr w:type="spellStart"/>
       <w:r>
-        <w:t>cmd</w:t>
+        <w:t>ecr</w:t>
       </w:r>
       <w:proofErr w:type="spellEnd"/>
       <w:r>
-        <w:t>:</w:t>
-      </w:r>
-    </w:p>
-    <w:p>
-      <w:r>
-        <w:t>do</w:t>
-      </w:r>
-      <w:r>
-        <w:t>cker tag &lt;</w:t>
+        <w:t>-repo-</w:t>
       </w:r>
       <w:proofErr w:type="spellStart"/>
       <w:r>
-        <w:t>img_name</w:t>
+        <w:t>url</w:t>
       </w:r>
       <w:proofErr w:type="spellEnd"/>
       <w:r>
-        <w:t>&gt; &lt;</w:t>
-      </w:r>
-      <w:proofErr w:type="spellStart"/>
-      <w:r>
-        <w:t>repo_url</w:t>
-      </w:r>
-      <w:proofErr w:type="spellEnd"/>
-    </w:p>
-    <w:p>
-      <w:r>
-        <w:t>docker push &lt;</w:t>
-      </w:r>
-      <w:proofErr w:type="spellStart"/>
-      <w:r>
-        <w:t>ecr</w:t>
-      </w:r>
-      <w:proofErr w:type="spellEnd"/>
-      <w:r>
-        <w:t>-repo-</w:t>
-      </w:r>
-      <w:proofErr w:type="spellStart"/>
-      <w:r>
-        <w:t>url</w:t>
-      </w:r>
-      <w:proofErr w:type="spellEnd"/>
-      <w:r>
         <w:t>&gt;</w:t>
       </w:r>
     </w:p>
     <w:p>
       <w:r>
-        <w:lastRenderedPageBreak/>
         <w:t>-&gt;</w:t>
       </w:r>
       <w:r>
@@ -2334,7 +2339,6 @@
     </w:p>
     <w:p>
       <w:r>
-        <w:lastRenderedPageBreak/>
         <w:t>Schema diagram:</w:t>
       </w:r>
     </w:p>
@@ -2388,6 +2392,8 @@
     <w:p/>
     <w:p/>
     <w:p/>
+    <w:p/>
+    <w:p/>
     <w:p>
       <w:r>
         <w:t>Architecture diagram:</w:t>
@@ -2405,7 +2411,6 @@
         <w:rPr>
           <w:noProof/>
         </w:rPr>
-        <w:lastRenderedPageBreak/>
         <w:drawing>
           <wp:inline distT="0" distB="0" distL="0" distR="0" wp14:anchorId="40877DB6" wp14:editId="5DA1439B">
             <wp:extent cx="5105400" cy="6272124"/>
@@ -2456,7 +2461,6 @@
         <w:rPr>
           <w:noProof/>
         </w:rPr>
-        <w:lastRenderedPageBreak/>
         <w:drawing>
           <wp:inline distT="0" distB="0" distL="0" distR="0" wp14:anchorId="33A0C860" wp14:editId="307AC9A4">
             <wp:extent cx="3873500" cy="6217054"/>
@@ -6652,6 +6656,7 @@
   <w:style w:type="character" w:default="1" w:styleId="DefaultParagraphFont">
     <w:name w:val="Default Paragraph Font"/>
     <w:uiPriority w:val="1"/>
+    <w:semiHidden/>
     <w:unhideWhenUsed/>
   </w:style>
   <w:style w:type="table" w:default="1" w:styleId="TableNormal">
